--- a/archaic_language_typology/manuscript_archaic_language_en.docx
+++ b/archaic_language_typology/manuscript_archaic_language_en.docx
@@ -791,7 +791,7 @@
           <w:rFonts w:ascii="Times New Roman" w:hAnsi="Times New Roman"/>
           <w:sz w:val="24"/>
         </w:rPr>
-        <w:t xml:space="preserve"> It also approximately separates Austronesian from Papuan language families. In our data, populations east of the Wallace Line (n = 9) were overwhelmingly agglutinative (8/9) and showed lower mean Denisovan pairwise sharing (0.181 ± 0.220) compared to western populations (0.327 ± 0.078), though this difference was not statistically significant in our sample (Mann–Whitney p = 0.97, one-tailed east &gt; west).</w:t>
+        <w:t xml:space="preserve"> It also approximately separates Austronesian from Papuan language families. In our dataset, restricting to Island Southeast Asia (latitude ±15°, longitude ≥95°E), only 3 populations fall east of the Wallace Line (Bougainville, Papuan Highlands, Papuan Sepik—all Papuan-family languages) and 1 west (Cambodian). The eastern populations show negative mean Denisovan pairwise sharing (−0.102 ± 0.021), reflecting their unique Denisovan lineages that correlate poorly with other populations’ patterns despite having the highest absolute Denisovan proportion globally (~3–5%).</w:t>
       </w:r>
     </w:p>
     <w:p>
